--- a/human/tasks/A-02/summary.docx
+++ b/human/tasks/A-02/summary.docx
@@ -143,7 +143,7 @@
     </w:p>
     <w:p>
       <w:r>
-        <w:t>A-03进行中及其他复核/进行中快照不刷新；U12-04历史工具待其逐包规范化。其他业务和共享目录仍待总体根迁移。</w:t>
+        <w:t>A-03及其他在研快照不刷新；U12-04原工具已归档，活动SAP与功效实现已迁入Agent层并订正，新修订不继承原签名。其他业务和共享目录仍待总体根迁移。</w:t>
       </w:r>
     </w:p>
     <w:p>
@@ -207,7 +207,7 @@
     </w:p>
     <w:p>
       <w:r>
-        <w:t>规范化31/71，剩余40，下一A-03。单包总结与串联审阅从Agent输出生成，整体任务整理和根目录双层迁移继续，未宣称总目标完成。</w:t>
+        <w:t>本包首次整理时31/71、下一A-03；当前随U12-04活动修订联动更新Word，全局队列读normalization-progress.json。正式两分析集与缺失流水线仍未交付，整体根目录迁移继续。</w:t>
       </w:r>
     </w:p>
     <w:p>

--- a/human/tasks/A-02/summary.docx
+++ b/human/tasks/A-02/summary.docx
@@ -207,7 +207,12 @@
     </w:p>
     <w:p>
       <w:r>
-        <w:t>本包首次整理时31/71、下一A-03；当前随U12-04活动修订联动更新Word，全局队列读normalization-progress.json。正式两分析集与缺失流水线仍未交付，整体根目录迁移继续。</w:t>
+        <w:t>规范化71/71包、根目录迁移19/19项完成；每包Word由Agent源生成。</w:t>
+      </w:r>
+    </w:p>
+    <w:p>
+      <w:r>
+        <w:t>业务状态WAIT_DEP，原签收与未交付项不变；后续按注册表和实际依赖推进。</w:t>
       </w:r>
     </w:p>
     <w:p>
